--- a/downloads/documents/04 Units/Unit 03 - Human Development and Relationships - Growing Up, Getting Along/Lesson 03.05 - Self-Concept Self-Image and the Filtered Life.docx
+++ b/downloads/documents/04 Units/Unit 03 - Human Development and Relationships - Growing Up, Getting Along/Lesson 03.05 - Self-Concept Self-Image and the Filtered Life.docx
@@ -436,7 +436,7 @@
         <w:t xml:space="preserve">Vocabulary 03.md</w:t>
       </w:r>
       <w:r>
-        <w:t xml:space="preserve">) for Turkish, Portuguese, and Spanish.</w:t>
+        <w:t xml:space="preserve">) for Spanish.</w:t>
       </w:r>
     </w:p>
     <w:p>
@@ -1328,7 +1328,7 @@
         <w:pStyle w:val="Compact"/>
       </w:pPr>
       <w:r>
-        <w:t xml:space="preserve">ELL: the two definitions have a picture cue each (a mirror facing in, a mirror facing out); the photo changes are listed in a word bank (light, smooth, blur, crop, color); word bank on the handout for self, image, compare, filter, and real in Turkish, Portuguese, and Spanish; sentence starter for the swap:</w:t>
+        <w:t xml:space="preserve">ELL: the two definitions have a picture cue each (a mirror facing in, a mirror facing out); the photo changes are listed in a word bank (light, smooth, blur, crop, color); word bank on the handout for self, image, compare, filter, and real in Spanish; sentence starter for the swap:</w:t>
       </w:r>
       <w:r>
         <w:t xml:space="preserve"> </w:t>
